--- a/uploads-by-year/2026/Katren-19.04.2026.docx
+++ b/uploads-by-year/2026/Katren-19.04.2026.docx
@@ -287,27 +287,15 @@
           <w:szCs w:val="26"/>
         </w:rPr>
       </w:pPr>
-      <w:proofErr w:type="gramStart"/>
-      <w:r>
-        <w:rPr>
-          <w:rFonts w:ascii="Helvetica Neue" w:hAnsi="Helvetica Neue" w:cs="Helvetica Neue"/>
-          <w:color w:val="000000"/>
-          <w:kern w:val="0"/>
-          <w:sz w:val="26"/>
-          <w:szCs w:val="26"/>
-        </w:rPr>
-        <w:t>На Планете,</w:t>
-      </w:r>
-      <w:proofErr w:type="gramEnd"/>
-      <w:r>
-        <w:rPr>
-          <w:rFonts w:ascii="Helvetica Neue" w:hAnsi="Helvetica Neue" w:cs="Helvetica Neue"/>
-          <w:color w:val="000000"/>
-          <w:kern w:val="0"/>
-          <w:sz w:val="26"/>
-          <w:szCs w:val="26"/>
-        </w:rPr>
-        <w:t xml:space="preserve"> нет Единой Идеологии!</w:t>
+      <w:r>
+        <w:rPr>
+          <w:rFonts w:ascii="Helvetica Neue" w:hAnsi="Helvetica Neue" w:cs="Helvetica Neue"/>
+          <w:color w:val="000000"/>
+          <w:kern w:val="0"/>
+          <w:sz w:val="26"/>
+          <w:szCs w:val="26"/>
+        </w:rPr>
+        <w:t>На Планете, нет Единой Идеологии!</w:t>
       </w:r>
     </w:p>
     <w:p>
@@ -933,27 +921,15 @@
           <w:szCs w:val="26"/>
         </w:rPr>
       </w:pPr>
-      <w:proofErr w:type="gramStart"/>
-      <w:r>
-        <w:rPr>
-          <w:rFonts w:ascii="Helvetica Neue" w:hAnsi="Helvetica Neue" w:cs="Helvetica Neue"/>
-          <w:color w:val="000000"/>
-          <w:kern w:val="0"/>
-          <w:sz w:val="26"/>
-          <w:szCs w:val="26"/>
-        </w:rPr>
-        <w:t>Для всех людей,</w:t>
-      </w:r>
-      <w:proofErr w:type="gramEnd"/>
-      <w:r>
-        <w:rPr>
-          <w:rFonts w:ascii="Helvetica Neue" w:hAnsi="Helvetica Neue" w:cs="Helvetica Neue"/>
-          <w:color w:val="000000"/>
-          <w:kern w:val="0"/>
-          <w:sz w:val="26"/>
-          <w:szCs w:val="26"/>
-        </w:rPr>
-        <w:t xml:space="preserve"> есть в Духе вериги!</w:t>
+      <w:r>
+        <w:rPr>
+          <w:rFonts w:ascii="Helvetica Neue" w:hAnsi="Helvetica Neue" w:cs="Helvetica Neue"/>
+          <w:color w:val="000000"/>
+          <w:kern w:val="0"/>
+          <w:sz w:val="26"/>
+          <w:szCs w:val="26"/>
+        </w:rPr>
+        <w:t>Для всех людей, есть в Духе вериги!</w:t>
       </w:r>
     </w:p>
     <w:p>
@@ -3166,27 +3142,15 @@
           <w:szCs w:val="26"/>
         </w:rPr>
       </w:pPr>
-      <w:proofErr w:type="gramStart"/>
-      <w:r>
-        <w:rPr>
-          <w:rFonts w:ascii="Helvetica Neue" w:hAnsi="Helvetica Neue" w:cs="Helvetica Neue"/>
-          <w:color w:val="000000"/>
-          <w:kern w:val="0"/>
-          <w:sz w:val="26"/>
-          <w:szCs w:val="26"/>
-        </w:rPr>
-        <w:t>Для Него,</w:t>
-      </w:r>
-      <w:proofErr w:type="gramEnd"/>
-      <w:r>
-        <w:rPr>
-          <w:rFonts w:ascii="Helvetica Neue" w:hAnsi="Helvetica Neue" w:cs="Helvetica Neue"/>
-          <w:color w:val="000000"/>
-          <w:kern w:val="0"/>
-          <w:sz w:val="26"/>
-          <w:szCs w:val="26"/>
-        </w:rPr>
-        <w:t xml:space="preserve"> люди-Боги в Духе, важней!</w:t>
+      <w:r>
+        <w:rPr>
+          <w:rFonts w:ascii="Helvetica Neue" w:hAnsi="Helvetica Neue" w:cs="Helvetica Neue"/>
+          <w:color w:val="000000"/>
+          <w:kern w:val="0"/>
+          <w:sz w:val="26"/>
+          <w:szCs w:val="26"/>
+        </w:rPr>
+        <w:t>Для Него, люди-Боги в Духе, важней!</w:t>
       </w:r>
     </w:p>
     <w:p>
@@ -3871,7 +3835,7 @@
           <w:sz w:val="26"/>
           <w:szCs w:val="26"/>
         </w:rPr>
-        <w:t>19.04.2026</w:t>
+        <w:t>19.04.26</w:t>
       </w:r>
     </w:p>
     <w:p>
@@ -4194,27 +4158,15 @@
           <w:szCs w:val="26"/>
         </w:rPr>
       </w:pPr>
-      <w:proofErr w:type="gramStart"/>
-      <w:r>
-        <w:rPr>
-          <w:rFonts w:ascii="Helvetica Neue" w:hAnsi="Helvetica Neue" w:cs="Helvetica Neue"/>
-          <w:color w:val="000000"/>
-          <w:kern w:val="0"/>
-          <w:sz w:val="26"/>
-          <w:szCs w:val="26"/>
-        </w:rPr>
-        <w:t>На Белого Царя,</w:t>
-      </w:r>
-      <w:proofErr w:type="gramEnd"/>
-      <w:r>
-        <w:rPr>
-          <w:rFonts w:ascii="Helvetica Neue" w:hAnsi="Helvetica Neue" w:cs="Helvetica Neue"/>
-          <w:color w:val="000000"/>
-          <w:kern w:val="0"/>
-          <w:sz w:val="26"/>
-          <w:szCs w:val="26"/>
-        </w:rPr>
-        <w:t xml:space="preserve"> ориентир!</w:t>
+      <w:r>
+        <w:rPr>
+          <w:rFonts w:ascii="Helvetica Neue" w:hAnsi="Helvetica Neue" w:cs="Helvetica Neue"/>
+          <w:color w:val="000000"/>
+          <w:kern w:val="0"/>
+          <w:sz w:val="26"/>
+          <w:szCs w:val="26"/>
+        </w:rPr>
+        <w:t>На Белого Царя, ориентир!</w:t>
       </w:r>
     </w:p>
     <w:p>
